--- a/Backend/Director_Disclosure/Output_Disclosures/2024-25/SATYADEVI_INSTITUTE_FOR_FINANCIAL_LEARNING_PRIVATE_LIMITED/DIR-8/DIR8_AJAI_KUMAR_02446976.docx
+++ b/Backend/Director_Disclosure/Output_Disclosures/2024-25/SATYADEVI_INSTITUTE_FOR_FINANCIAL_LEARNING_PRIVATE_LIMITED/DIR-8/DIR8_AJAI_KUMAR_02446976.docx
@@ -752,76 +752,6 @@
                 <w:b w:val="0"/>
                 <w:sz w:val="23"/>
               </w:rPr>
-              <w:t>GENERALI CENTRAL INSURANCE COMPANY LIMITED</w:t>
-            </w:r>
-          </w:p>
-        </w:tc>
-        <w:tc>
-          <w:tcPr>
-            <w:tcW w:type="dxa" w:w="2610"/>
-          </w:tcPr>
-          <w:p>
-            <w:pPr>
-              <w:spacing w:after="0"/>
-              <w:jc w:val="center"/>
-            </w:pPr>
-            <w:r>
-              <w:rPr>
-                <w:rFonts w:ascii="Adani" w:hAnsi="Adani" w:eastAsia="Adani" w:cs="Adani"/>
-                <w:b w:val="0"/>
-                <w:sz w:val="23"/>
-              </w:rPr>
-              <w:t>08/11/2023</w:t>
-            </w:r>
-          </w:p>
-        </w:tc>
-        <w:tc>
-          <w:tcPr>
-            <w:tcW w:type="dxa" w:w="2250"/>
-          </w:tcPr>
-          <w:p>
-            <w:pPr>
-              <w:spacing w:after="0"/>
-              <w:jc w:val="center"/>
-            </w:pPr>
-          </w:p>
-        </w:tc>
-      </w:tr>
-      <w:tr>
-        <w:tc>
-          <w:tcPr>
-            <w:tcW w:type="dxa" w:w="636"/>
-          </w:tcPr>
-          <w:p>
-            <w:pPr>
-              <w:spacing w:after="0"/>
-              <w:ind w:left="360"/>
-            </w:pPr>
-            <w:r>
-              <w:rPr>
-                <w:rFonts w:ascii="Adani" w:hAnsi="Adani" w:eastAsia="Adani" w:cs="Adani"/>
-                <w:b w:val="0"/>
-                <w:sz w:val="23"/>
-              </w:rPr>
-              <w:t>8</w:t>
-            </w:r>
-          </w:p>
-        </w:tc>
-        <w:tc>
-          <w:tcPr>
-            <w:tcW w:type="dxa" w:w="3864"/>
-          </w:tcPr>
-          <w:p>
-            <w:pPr>
-              <w:spacing w:after="0"/>
-              <w:jc w:val="both"/>
-            </w:pPr>
-            <w:r>
-              <w:rPr>
-                <w:rFonts w:ascii="Adani" w:hAnsi="Adani" w:eastAsia="Adani" w:cs="Adani"/>
-                <w:b w:val="0"/>
-                <w:sz w:val="23"/>
-              </w:rPr>
               <w:t>SAMMAAN ASSET MANAGEMENT LIMITED</w:t>
             </w:r>
           </w:p>
@@ -873,7 +803,7 @@
                 <w:b w:val="0"/>
                 <w:sz w:val="23"/>
               </w:rPr>
-              <w:t>9</w:t>
+              <w:t>8</w:t>
             </w:r>
           </w:p>
         </w:tc>
@@ -943,7 +873,7 @@
                 <w:b w:val="0"/>
                 <w:sz w:val="23"/>
               </w:rPr>
-              <w:t>10</w:t>
+              <w:t>9</w:t>
             </w:r>
           </w:p>
         </w:tc>
@@ -1013,7 +943,7 @@
                 <w:b w:val="0"/>
                 <w:sz w:val="23"/>
               </w:rPr>
-              <w:t>11</w:t>
+              <w:t>10</w:t>
             </w:r>
           </w:p>
         </w:tc>
@@ -1083,287 +1013,7 @@
                 <w:b w:val="0"/>
                 <w:sz w:val="23"/>
               </w:rPr>
-              <w:t>12</w:t>
-            </w:r>
-          </w:p>
-        </w:tc>
-        <w:tc>
-          <w:tcPr>
-            <w:tcW w:type="dxa" w:w="3864"/>
-          </w:tcPr>
-          <w:p>
-            <w:pPr>
-              <w:spacing w:after="0"/>
-              <w:jc w:val="both"/>
-            </w:pPr>
-            <w:r>
-              <w:rPr>
-                <w:rFonts w:ascii="Adani" w:hAnsi="Adani" w:eastAsia="Adani" w:cs="Adani"/>
-                <w:b w:val="0"/>
-                <w:sz w:val="23"/>
-              </w:rPr>
-              <w:t>NATIONAL URBAN CO-OPERATIVE FINANCE AND DEVELOPMENT CORPORATION LIMITED</w:t>
-            </w:r>
-          </w:p>
-        </w:tc>
-        <w:tc>
-          <w:tcPr>
-            <w:tcW w:type="dxa" w:w="2610"/>
-          </w:tcPr>
-          <w:p>
-            <w:pPr>
-              <w:spacing w:after="0"/>
-              <w:jc w:val="center"/>
-            </w:pPr>
-            <w:r>
-              <w:rPr>
-                <w:rFonts w:ascii="Adani" w:hAnsi="Adani" w:eastAsia="Adani" w:cs="Adani"/>
-                <w:b w:val="0"/>
-                <w:sz w:val="23"/>
-              </w:rPr>
-              <w:t>18/03/2021</w:t>
-            </w:r>
-          </w:p>
-        </w:tc>
-        <w:tc>
-          <w:tcPr>
-            <w:tcW w:type="dxa" w:w="2250"/>
-          </w:tcPr>
-          <w:p>
-            <w:pPr>
-              <w:spacing w:after="0"/>
-              <w:jc w:val="center"/>
-            </w:pPr>
-          </w:p>
-        </w:tc>
-      </w:tr>
-      <w:tr>
-        <w:tc>
-          <w:tcPr>
-            <w:tcW w:type="dxa" w:w="636"/>
-          </w:tcPr>
-          <w:p>
-            <w:pPr>
-              <w:spacing w:after="0"/>
-              <w:ind w:left="360"/>
-            </w:pPr>
-            <w:r>
-              <w:rPr>
-                <w:rFonts w:ascii="Adani" w:hAnsi="Adani" w:eastAsia="Adani" w:cs="Adani"/>
-                <w:b w:val="0"/>
-                <w:sz w:val="23"/>
-              </w:rPr>
-              <w:t>13</w:t>
-            </w:r>
-          </w:p>
-        </w:tc>
-        <w:tc>
-          <w:tcPr>
-            <w:tcW w:type="dxa" w:w="3864"/>
-          </w:tcPr>
-          <w:p>
-            <w:pPr>
-              <w:spacing w:after="0"/>
-              <w:jc w:val="both"/>
-            </w:pPr>
-            <w:r>
-              <w:rPr>
-                <w:rFonts w:ascii="Adani" w:hAnsi="Adani" w:eastAsia="Adani" w:cs="Adani"/>
-                <w:b w:val="0"/>
-                <w:sz w:val="23"/>
-              </w:rPr>
-              <w:t>ADANI KRISHNAPATNAM PORT LIMITED</w:t>
-            </w:r>
-          </w:p>
-        </w:tc>
-        <w:tc>
-          <w:tcPr>
-            <w:tcW w:type="dxa" w:w="2610"/>
-          </w:tcPr>
-          <w:p>
-            <w:pPr>
-              <w:spacing w:after="0"/>
-              <w:jc w:val="center"/>
-            </w:pPr>
-            <w:r>
-              <w:rPr>
-                <w:rFonts w:ascii="Adani" w:hAnsi="Adani" w:eastAsia="Adani" w:cs="Adani"/>
-                <w:b w:val="0"/>
-                <w:sz w:val="23"/>
-              </w:rPr>
-              <w:t>29/12/2020</w:t>
-            </w:r>
-          </w:p>
-        </w:tc>
-        <w:tc>
-          <w:tcPr>
-            <w:tcW w:type="dxa" w:w="2250"/>
-          </w:tcPr>
-          <w:p>
-            <w:pPr>
-              <w:spacing w:after="0"/>
-              <w:jc w:val="center"/>
-            </w:pPr>
-          </w:p>
-        </w:tc>
-      </w:tr>
-      <w:tr>
-        <w:tc>
-          <w:tcPr>
-            <w:tcW w:type="dxa" w:w="636"/>
-          </w:tcPr>
-          <w:p>
-            <w:pPr>
-              <w:spacing w:after="0"/>
-              <w:ind w:left="360"/>
-            </w:pPr>
-            <w:r>
-              <w:rPr>
-                <w:rFonts w:ascii="Adani" w:hAnsi="Adani" w:eastAsia="Adani" w:cs="Adani"/>
-                <w:b w:val="0"/>
-                <w:sz w:val="23"/>
-              </w:rPr>
-              <w:t>14</w:t>
-            </w:r>
-          </w:p>
-        </w:tc>
-        <w:tc>
-          <w:tcPr>
-            <w:tcW w:type="dxa" w:w="3864"/>
-          </w:tcPr>
-          <w:p>
-            <w:pPr>
-              <w:spacing w:after="0"/>
-              <w:jc w:val="both"/>
-            </w:pPr>
-            <w:r>
-              <w:rPr>
-                <w:rFonts w:ascii="Adani" w:hAnsi="Adani" w:eastAsia="Adani" w:cs="Adani"/>
-                <w:b w:val="0"/>
-                <w:sz w:val="23"/>
-              </w:rPr>
-              <w:t>METROPOLITAN STOCK EXCHANGE OF INDIA LIMITED</w:t>
-            </w:r>
-          </w:p>
-        </w:tc>
-        <w:tc>
-          <w:tcPr>
-            <w:tcW w:type="dxa" w:w="2610"/>
-          </w:tcPr>
-          <w:p>
-            <w:pPr>
-              <w:spacing w:after="0"/>
-              <w:jc w:val="center"/>
-            </w:pPr>
-            <w:r>
-              <w:rPr>
-                <w:rFonts w:ascii="Adani" w:hAnsi="Adani" w:eastAsia="Adani" w:cs="Adani"/>
-                <w:b w:val="0"/>
-                <w:sz w:val="23"/>
-              </w:rPr>
-              <w:t>23/10/2020</w:t>
-            </w:r>
-          </w:p>
-        </w:tc>
-        <w:tc>
-          <w:tcPr>
-            <w:tcW w:type="dxa" w:w="2250"/>
-          </w:tcPr>
-          <w:p>
-            <w:pPr>
-              <w:spacing w:after="0"/>
-              <w:jc w:val="center"/>
-            </w:pPr>
-          </w:p>
-        </w:tc>
-      </w:tr>
-      <w:tr>
-        <w:tc>
-          <w:tcPr>
-            <w:tcW w:type="dxa" w:w="636"/>
-          </w:tcPr>
-          <w:p>
-            <w:pPr>
-              <w:spacing w:after="0"/>
-              <w:ind w:left="360"/>
-            </w:pPr>
-            <w:r>
-              <w:rPr>
-                <w:rFonts w:ascii="Adani" w:hAnsi="Adani" w:eastAsia="Adani" w:cs="Adani"/>
-                <w:b w:val="0"/>
-                <w:sz w:val="23"/>
-              </w:rPr>
-              <w:t>15</w:t>
-            </w:r>
-          </w:p>
-        </w:tc>
-        <w:tc>
-          <w:tcPr>
-            <w:tcW w:type="dxa" w:w="3864"/>
-          </w:tcPr>
-          <w:p>
-            <w:pPr>
-              <w:spacing w:after="0"/>
-              <w:jc w:val="both"/>
-            </w:pPr>
-            <w:r>
-              <w:rPr>
-                <w:rFonts w:ascii="Adani" w:hAnsi="Adani" w:eastAsia="Adani" w:cs="Adani"/>
-                <w:b w:val="0"/>
-                <w:sz w:val="23"/>
-              </w:rPr>
-              <w:t>HEYTAP I-TECH PRIVATE LIMITED</w:t>
-            </w:r>
-          </w:p>
-        </w:tc>
-        <w:tc>
-          <w:tcPr>
-            <w:tcW w:type="dxa" w:w="2610"/>
-          </w:tcPr>
-          <w:p>
-            <w:pPr>
-              <w:spacing w:after="0"/>
-              <w:jc w:val="center"/>
-            </w:pPr>
-            <w:r>
-              <w:rPr>
-                <w:rFonts w:ascii="Adani" w:hAnsi="Adani" w:eastAsia="Adani" w:cs="Adani"/>
-                <w:b w:val="0"/>
-                <w:sz w:val="23"/>
-              </w:rPr>
-              <w:t>18/11/2019</w:t>
-            </w:r>
-          </w:p>
-        </w:tc>
-        <w:tc>
-          <w:tcPr>
-            <w:tcW w:type="dxa" w:w="2250"/>
-          </w:tcPr>
-          <w:p>
-            <w:pPr>
-              <w:spacing w:after="0"/>
-              <w:jc w:val="center"/>
-            </w:pPr>
-          </w:p>
-        </w:tc>
-      </w:tr>
-      <w:tr>
-        <w:tc>
-          <w:tcPr>
-            <w:tcW w:type="dxa" w:w="636"/>
-          </w:tcPr>
-          <w:p>
-            <w:pPr>
-              <w:spacing w:after="0"/>
-              <w:ind w:left="360"/>
-            </w:pPr>
-            <w:r>
-              <w:rPr>
-                <w:rFonts w:ascii="Adani" w:hAnsi="Adani" w:eastAsia="Adani" w:cs="Adani"/>
-                <w:b w:val="0"/>
-                <w:sz w:val="23"/>
-              </w:rPr>
-              <w:t>16</w:t>
+              <w:t>11</w:t>
             </w:r>
           </w:p>
         </w:tc>
@@ -1402,286 +1052,6 @@
                 <w:sz w:val="23"/>
               </w:rPr>
               <w:t>27/09/2019</w:t>
-            </w:r>
-          </w:p>
-        </w:tc>
-        <w:tc>
-          <w:tcPr>
-            <w:tcW w:type="dxa" w:w="2250"/>
-          </w:tcPr>
-          <w:p>
-            <w:pPr>
-              <w:spacing w:after="0"/>
-              <w:jc w:val="center"/>
-            </w:pPr>
-          </w:p>
-        </w:tc>
-      </w:tr>
-      <w:tr>
-        <w:tc>
-          <w:tcPr>
-            <w:tcW w:type="dxa" w:w="636"/>
-          </w:tcPr>
-          <w:p>
-            <w:pPr>
-              <w:spacing w:after="0"/>
-              <w:ind w:left="360"/>
-            </w:pPr>
-            <w:r>
-              <w:rPr>
-                <w:rFonts w:ascii="Adani" w:hAnsi="Adani" w:eastAsia="Adani" w:cs="Adani"/>
-                <w:b w:val="0"/>
-                <w:sz w:val="23"/>
-              </w:rPr>
-              <w:t>17</w:t>
-            </w:r>
-          </w:p>
-        </w:tc>
-        <w:tc>
-          <w:tcPr>
-            <w:tcW w:type="dxa" w:w="3864"/>
-          </w:tcPr>
-          <w:p>
-            <w:pPr>
-              <w:spacing w:after="0"/>
-              <w:jc w:val="both"/>
-            </w:pPr>
-            <w:r>
-              <w:rPr>
-                <w:rFonts w:ascii="Adani" w:hAnsi="Adani" w:eastAsia="Adani" w:cs="Adani"/>
-                <w:b w:val="0"/>
-                <w:sz w:val="23"/>
-              </w:rPr>
-              <w:t>PODDAR WELLNESS LIMITED</w:t>
-            </w:r>
-          </w:p>
-        </w:tc>
-        <w:tc>
-          <w:tcPr>
-            <w:tcW w:type="dxa" w:w="2610"/>
-          </w:tcPr>
-          <w:p>
-            <w:pPr>
-              <w:spacing w:after="0"/>
-              <w:jc w:val="center"/>
-            </w:pPr>
-            <w:r>
-              <w:rPr>
-                <w:rFonts w:ascii="Adani" w:hAnsi="Adani" w:eastAsia="Adani" w:cs="Adani"/>
-                <w:b w:val="0"/>
-                <w:sz w:val="23"/>
-              </w:rPr>
-              <w:t>02/05/2019</w:t>
-            </w:r>
-          </w:p>
-        </w:tc>
-        <w:tc>
-          <w:tcPr>
-            <w:tcW w:type="dxa" w:w="2250"/>
-          </w:tcPr>
-          <w:p>
-            <w:pPr>
-              <w:spacing w:after="0"/>
-              <w:jc w:val="center"/>
-            </w:pPr>
-          </w:p>
-        </w:tc>
-      </w:tr>
-      <w:tr>
-        <w:tc>
-          <w:tcPr>
-            <w:tcW w:type="dxa" w:w="636"/>
-          </w:tcPr>
-          <w:p>
-            <w:pPr>
-              <w:spacing w:after="0"/>
-              <w:ind w:left="360"/>
-            </w:pPr>
-            <w:r>
-              <w:rPr>
-                <w:rFonts w:ascii="Adani" w:hAnsi="Adani" w:eastAsia="Adani" w:cs="Adani"/>
-                <w:b w:val="0"/>
-                <w:sz w:val="23"/>
-              </w:rPr>
-              <w:t>18</w:t>
-            </w:r>
-          </w:p>
-        </w:tc>
-        <w:tc>
-          <w:tcPr>
-            <w:tcW w:type="dxa" w:w="3864"/>
-          </w:tcPr>
-          <w:p>
-            <w:pPr>
-              <w:spacing w:after="0"/>
-              <w:jc w:val="both"/>
-            </w:pPr>
-            <w:r>
-              <w:rPr>
-                <w:rFonts w:ascii="Adani" w:hAnsi="Adani" w:eastAsia="Adani" w:cs="Adani"/>
-                <w:b w:val="0"/>
-                <w:sz w:val="23"/>
-              </w:rPr>
-              <w:t>GROWW ASSET MANAGEMENT LIMITED</w:t>
-            </w:r>
-          </w:p>
-        </w:tc>
-        <w:tc>
-          <w:tcPr>
-            <w:tcW w:type="dxa" w:w="2610"/>
-          </w:tcPr>
-          <w:p>
-            <w:pPr>
-              <w:spacing w:after="0"/>
-              <w:jc w:val="center"/>
-            </w:pPr>
-            <w:r>
-              <w:rPr>
-                <w:rFonts w:ascii="Adani" w:hAnsi="Adani" w:eastAsia="Adani" w:cs="Adani"/>
-                <w:b w:val="0"/>
-                <w:sz w:val="23"/>
-              </w:rPr>
-              <w:t>01/02/2018</w:t>
-            </w:r>
-          </w:p>
-        </w:tc>
-        <w:tc>
-          <w:tcPr>
-            <w:tcW w:type="dxa" w:w="2250"/>
-          </w:tcPr>
-          <w:p>
-            <w:pPr>
-              <w:spacing w:after="0"/>
-              <w:jc w:val="center"/>
-            </w:pPr>
-          </w:p>
-        </w:tc>
-      </w:tr>
-      <w:tr>
-        <w:tc>
-          <w:tcPr>
-            <w:tcW w:type="dxa" w:w="636"/>
-          </w:tcPr>
-          <w:p>
-            <w:pPr>
-              <w:spacing w:after="0"/>
-              <w:ind w:left="360"/>
-            </w:pPr>
-            <w:r>
-              <w:rPr>
-                <w:rFonts w:ascii="Adani" w:hAnsi="Adani" w:eastAsia="Adani" w:cs="Adani"/>
-                <w:b w:val="0"/>
-                <w:sz w:val="23"/>
-              </w:rPr>
-              <w:t>19</w:t>
-            </w:r>
-          </w:p>
-        </w:tc>
-        <w:tc>
-          <w:tcPr>
-            <w:tcW w:type="dxa" w:w="3864"/>
-          </w:tcPr>
-          <w:p>
-            <w:pPr>
-              <w:spacing w:after="0"/>
-              <w:jc w:val="both"/>
-            </w:pPr>
-            <w:r>
-              <w:rPr>
-                <w:rFonts w:ascii="Adani" w:hAnsi="Adani" w:eastAsia="Adani" w:cs="Adani"/>
-                <w:b w:val="0"/>
-                <w:sz w:val="23"/>
-              </w:rPr>
-              <w:t>INDIABULLS GENERAL INSURANCE LIMITED</w:t>
-            </w:r>
-          </w:p>
-        </w:tc>
-        <w:tc>
-          <w:tcPr>
-            <w:tcW w:type="dxa" w:w="2610"/>
-          </w:tcPr>
-          <w:p>
-            <w:pPr>
-              <w:spacing w:after="0"/>
-              <w:jc w:val="center"/>
-            </w:pPr>
-            <w:r>
-              <w:rPr>
-                <w:rFonts w:ascii="Adani" w:hAnsi="Adani" w:eastAsia="Adani" w:cs="Adani"/>
-                <w:b w:val="0"/>
-                <w:sz w:val="23"/>
-              </w:rPr>
-              <w:t>24/01/2018</w:t>
-            </w:r>
-          </w:p>
-        </w:tc>
-        <w:tc>
-          <w:tcPr>
-            <w:tcW w:type="dxa" w:w="2250"/>
-          </w:tcPr>
-          <w:p>
-            <w:pPr>
-              <w:spacing w:after="0"/>
-              <w:jc w:val="center"/>
-            </w:pPr>
-          </w:p>
-        </w:tc>
-      </w:tr>
-      <w:tr>
-        <w:tc>
-          <w:tcPr>
-            <w:tcW w:type="dxa" w:w="636"/>
-          </w:tcPr>
-          <w:p>
-            <w:pPr>
-              <w:spacing w:after="0"/>
-              <w:ind w:left="360"/>
-            </w:pPr>
-            <w:r>
-              <w:rPr>
-                <w:rFonts w:ascii="Adani" w:hAnsi="Adani" w:eastAsia="Adani" w:cs="Adani"/>
-                <w:b w:val="0"/>
-                <w:sz w:val="23"/>
-              </w:rPr>
-              <w:t>20</w:t>
-            </w:r>
-          </w:p>
-        </w:tc>
-        <w:tc>
-          <w:tcPr>
-            <w:tcW w:type="dxa" w:w="3864"/>
-          </w:tcPr>
-          <w:p>
-            <w:pPr>
-              <w:spacing w:after="0"/>
-              <w:jc w:val="both"/>
-            </w:pPr>
-            <w:r>
-              <w:rPr>
-                <w:rFonts w:ascii="Adani" w:hAnsi="Adani" w:eastAsia="Adani" w:cs="Adani"/>
-                <w:b w:val="0"/>
-                <w:sz w:val="23"/>
-              </w:rPr>
-              <w:t>NUCLEAR POWER CORPORATION OF INDIA LIMITED</w:t>
-            </w:r>
-          </w:p>
-        </w:tc>
-        <w:tc>
-          <w:tcPr>
-            <w:tcW w:type="dxa" w:w="2610"/>
-          </w:tcPr>
-          <w:p>
-            <w:pPr>
-              <w:spacing w:after="0"/>
-              <w:jc w:val="center"/>
-            </w:pPr>
-            <w:r>
-              <w:rPr>
-                <w:rFonts w:ascii="Adani" w:hAnsi="Adani" w:eastAsia="Adani" w:cs="Adani"/>
-                <w:b w:val="0"/>
-                <w:sz w:val="23"/>
-              </w:rPr>
-              <w:t>03/11/2015</w:t>
             </w:r>
           </w:p>
         </w:tc>
@@ -1797,7 +1167,7 @@
           <w:b w:val="0"/>
           <w:sz w:val="23"/>
         </w:rPr>
-        <w:t xml:space="preserve">Date: 07th May, 2026</w:t>
+        <w:t xml:space="preserve">Date: 15th May, 2026</w:t>
         <w:tab/>
       </w:r>
     </w:p>

--- a/Backend/Director_Disclosure/Output_Disclosures/2024-25/SATYADEVI_INSTITUTE_FOR_FINANCIAL_LEARNING_PRIVATE_LIMITED/DIR-8/DIR8_AJAI_KUMAR_02446976.docx
+++ b/Backend/Director_Disclosure/Output_Disclosures/2024-25/SATYADEVI_INSTITUTE_FOR_FINANCIAL_LEARNING_PRIVATE_LIMITED/DIR-8/DIR8_AJAI_KUMAR_02446976.docx
@@ -421,7 +421,7 @@
                 <w:b w:val="0"/>
                 <w:sz w:val="23"/>
               </w:rPr>
-              <w:t>03/02/2026</w:t>
+              <w:t>28/02/2026</w:t>
             </w:r>
           </w:p>
         </w:tc>
@@ -454,6 +454,146 @@
                 <w:sz w:val="23"/>
               </w:rPr>
               <w:t>3</w:t>
+            </w:r>
+          </w:p>
+        </w:tc>
+        <w:tc>
+          <w:tcPr>
+            <w:tcW w:type="dxa" w:w="3864"/>
+          </w:tcPr>
+          <w:p>
+            <w:pPr>
+              <w:spacing w:after="0"/>
+              <w:jc w:val="both"/>
+            </w:pPr>
+            <w:r>
+              <w:rPr>
+                <w:rFonts w:ascii="Adani" w:hAnsi="Adani" w:eastAsia="Adani" w:cs="Adani"/>
+                <w:b w:val="0"/>
+                <w:sz w:val="23"/>
+              </w:rPr>
+              <w:t>ADANI PETRONET (DAHEJ) PORT LIMITED</w:t>
+            </w:r>
+          </w:p>
+        </w:tc>
+        <w:tc>
+          <w:tcPr>
+            <w:tcW w:type="dxa" w:w="2610"/>
+          </w:tcPr>
+          <w:p>
+            <w:pPr>
+              <w:spacing w:after="0"/>
+              <w:jc w:val="center"/>
+            </w:pPr>
+            <w:r>
+              <w:rPr>
+                <w:rFonts w:ascii="Adani" w:hAnsi="Adani" w:eastAsia="Adani" w:cs="Adani"/>
+                <w:b w:val="0"/>
+                <w:sz w:val="23"/>
+              </w:rPr>
+              <w:t>23/06/2025</w:t>
+            </w:r>
+          </w:p>
+        </w:tc>
+        <w:tc>
+          <w:tcPr>
+            <w:tcW w:type="dxa" w:w="2250"/>
+          </w:tcPr>
+          <w:p>
+            <w:pPr>
+              <w:spacing w:after="0"/>
+              <w:jc w:val="center"/>
+            </w:pPr>
+          </w:p>
+        </w:tc>
+      </w:tr>
+      <w:tr>
+        <w:tc>
+          <w:tcPr>
+            <w:tcW w:type="dxa" w:w="636"/>
+          </w:tcPr>
+          <w:p>
+            <w:pPr>
+              <w:spacing w:after="0"/>
+              <w:ind w:left="360"/>
+            </w:pPr>
+            <w:r>
+              <w:rPr>
+                <w:rFonts w:ascii="Adani" w:hAnsi="Adani" w:eastAsia="Adani" w:cs="Adani"/>
+                <w:b w:val="0"/>
+                <w:sz w:val="23"/>
+              </w:rPr>
+              <w:t>4</w:t>
+            </w:r>
+          </w:p>
+        </w:tc>
+        <w:tc>
+          <w:tcPr>
+            <w:tcW w:type="dxa" w:w="3864"/>
+          </w:tcPr>
+          <w:p>
+            <w:pPr>
+              <w:spacing w:after="0"/>
+              <w:jc w:val="both"/>
+            </w:pPr>
+            <w:r>
+              <w:rPr>
+                <w:rFonts w:ascii="Adani" w:hAnsi="Adani" w:eastAsia="Adani" w:cs="Adani"/>
+                <w:b w:val="0"/>
+                <w:sz w:val="23"/>
+              </w:rPr>
+              <w:t>AUTHUM INVESTMENT &amp; INFRASTRUCTURE LIMITED</w:t>
+            </w:r>
+          </w:p>
+        </w:tc>
+        <w:tc>
+          <w:tcPr>
+            <w:tcW w:type="dxa" w:w="2610"/>
+          </w:tcPr>
+          <w:p>
+            <w:pPr>
+              <w:spacing w:after="0"/>
+              <w:jc w:val="center"/>
+            </w:pPr>
+            <w:r>
+              <w:rPr>
+                <w:rFonts w:ascii="Adani" w:hAnsi="Adani" w:eastAsia="Adani" w:cs="Adani"/>
+                <w:b w:val="0"/>
+                <w:sz w:val="23"/>
+              </w:rPr>
+              <w:t>10/04/2025</w:t>
+            </w:r>
+          </w:p>
+        </w:tc>
+        <w:tc>
+          <w:tcPr>
+            <w:tcW w:type="dxa" w:w="2250"/>
+          </w:tcPr>
+          <w:p>
+            <w:pPr>
+              <w:spacing w:after="0"/>
+              <w:jc w:val="center"/>
+            </w:pPr>
+          </w:p>
+        </w:tc>
+      </w:tr>
+      <w:tr>
+        <w:tc>
+          <w:tcPr>
+            <w:tcW w:type="dxa" w:w="636"/>
+          </w:tcPr>
+          <w:p>
+            <w:pPr>
+              <w:spacing w:after="0"/>
+              <w:ind w:left="360"/>
+            </w:pPr>
+            <w:r>
+              <w:rPr>
+                <w:rFonts w:ascii="Adani" w:hAnsi="Adani" w:eastAsia="Adani" w:cs="Adani"/>
+                <w:b w:val="0"/>
+                <w:sz w:val="23"/>
+              </w:rPr>
+              <w:t>5</w:t>
             </w:r>
           </w:p>
         </w:tc>
@@ -523,77 +663,7 @@
                 <w:b w:val="0"/>
                 <w:sz w:val="23"/>
               </w:rPr>
-              <w:t>4</w:t>
-            </w:r>
-          </w:p>
-        </w:tc>
-        <w:tc>
-          <w:tcPr>
-            <w:tcW w:type="dxa" w:w="3864"/>
-          </w:tcPr>
-          <w:p>
-            <w:pPr>
-              <w:spacing w:after="0"/>
-              <w:jc w:val="both"/>
-            </w:pPr>
-            <w:r>
-              <w:rPr>
-                <w:rFonts w:ascii="Adani" w:hAnsi="Adani" w:eastAsia="Adani" w:cs="Adani"/>
-                <w:b w:val="0"/>
-                <w:sz w:val="23"/>
-              </w:rPr>
-              <w:t>AUTHUM INVESTMENT &amp; INFRASTRUCTURE LIMITED</w:t>
-            </w:r>
-          </w:p>
-        </w:tc>
-        <w:tc>
-          <w:tcPr>
-            <w:tcW w:type="dxa" w:w="2610"/>
-          </w:tcPr>
-          <w:p>
-            <w:pPr>
-              <w:spacing w:after="0"/>
-              <w:jc w:val="center"/>
-            </w:pPr>
-            <w:r>
-              <w:rPr>
-                <w:rFonts w:ascii="Adani" w:hAnsi="Adani" w:eastAsia="Adani" w:cs="Adani"/>
-                <w:b w:val="0"/>
-                <w:sz w:val="23"/>
-              </w:rPr>
-              <w:t>15/01/2025</w:t>
-            </w:r>
-          </w:p>
-        </w:tc>
-        <w:tc>
-          <w:tcPr>
-            <w:tcW w:type="dxa" w:w="2250"/>
-          </w:tcPr>
-          <w:p>
-            <w:pPr>
-              <w:spacing w:after="0"/>
-              <w:jc w:val="center"/>
-            </w:pPr>
-          </w:p>
-        </w:tc>
-      </w:tr>
-      <w:tr>
-        <w:tc>
-          <w:tcPr>
-            <w:tcW w:type="dxa" w:w="636"/>
-          </w:tcPr>
-          <w:p>
-            <w:pPr>
-              <w:spacing w:after="0"/>
-              <w:ind w:left="360"/>
-            </w:pPr>
-            <w:r>
-              <w:rPr>
-                <w:rFonts w:ascii="Adani" w:hAnsi="Adani" w:eastAsia="Adani" w:cs="Adani"/>
-                <w:b w:val="0"/>
-                <w:sz w:val="23"/>
-              </w:rPr>
-              <w:t>5</w:t>
+              <w:t>6</w:t>
             </w:r>
           </w:p>
         </w:tc>
@@ -632,76 +702,6 @@
                 <w:sz w:val="23"/>
               </w:rPr>
               <w:t>14/08/2024</w:t>
-            </w:r>
-          </w:p>
-        </w:tc>
-        <w:tc>
-          <w:tcPr>
-            <w:tcW w:type="dxa" w:w="2250"/>
-          </w:tcPr>
-          <w:p>
-            <w:pPr>
-              <w:spacing w:after="0"/>
-              <w:jc w:val="center"/>
-            </w:pPr>
-          </w:p>
-        </w:tc>
-      </w:tr>
-      <w:tr>
-        <w:tc>
-          <w:tcPr>
-            <w:tcW w:type="dxa" w:w="636"/>
-          </w:tcPr>
-          <w:p>
-            <w:pPr>
-              <w:spacing w:after="0"/>
-              <w:ind w:left="360"/>
-            </w:pPr>
-            <w:r>
-              <w:rPr>
-                <w:rFonts w:ascii="Adani" w:hAnsi="Adani" w:eastAsia="Adani" w:cs="Adani"/>
-                <w:b w:val="0"/>
-                <w:sz w:val="23"/>
-              </w:rPr>
-              <w:t>6</w:t>
-            </w:r>
-          </w:p>
-        </w:tc>
-        <w:tc>
-          <w:tcPr>
-            <w:tcW w:type="dxa" w:w="3864"/>
-          </w:tcPr>
-          <w:p>
-            <w:pPr>
-              <w:spacing w:after="0"/>
-              <w:jc w:val="both"/>
-            </w:pPr>
-            <w:r>
-              <w:rPr>
-                <w:rFonts w:ascii="Adani" w:hAnsi="Adani" w:eastAsia="Adani" w:cs="Adani"/>
-                <w:b w:val="0"/>
-                <w:sz w:val="23"/>
-              </w:rPr>
-              <w:t>ADANI PETRONET (DAHEJ) PORT LIMITED</w:t>
-            </w:r>
-          </w:p>
-        </w:tc>
-        <w:tc>
-          <w:tcPr>
-            <w:tcW w:type="dxa" w:w="2610"/>
-          </w:tcPr>
-          <w:p>
-            <w:pPr>
-              <w:spacing w:after="0"/>
-              <w:jc w:val="center"/>
-            </w:pPr>
-            <w:r>
-              <w:rPr>
-                <w:rFonts w:ascii="Adani" w:hAnsi="Adani" w:eastAsia="Adani" w:cs="Adani"/>
-                <w:b w:val="0"/>
-                <w:sz w:val="23"/>
-              </w:rPr>
-              <w:t>25/07/2024</w:t>
             </w:r>
           </w:p>
         </w:tc>
@@ -1051,7 +1051,7 @@
                 <w:b w:val="0"/>
                 <w:sz w:val="23"/>
               </w:rPr>
-              <w:t>27/09/2019</w:t>
+              <w:t>24/12/2020</w:t>
             </w:r>
           </w:p>
         </w:tc>
@@ -1167,7 +1167,7 @@
           <w:b w:val="0"/>
           <w:sz w:val="23"/>
         </w:rPr>
-        <w:t xml:space="preserve">Date: 15th May, 2026</w:t>
+        <w:t xml:space="preserve">Date: 08th June, 2026</w:t>
         <w:tab/>
       </w:r>
     </w:p>
